--- a/03 App/app/docs/standards/CS-003 Mold Design & Manufacturing.docx
+++ b/03 App/app/docs/standards/CS-003 Mold Design & Manufacturing.docx
@@ -119,7 +119,7 @@
               <w:rPr>
                 <w:sz w:val="19"/>
               </w:rPr>
-              <w:t>B</w:t>
+              <w:t>C</w:t>
             </w:r>
           </w:p>
         </w:tc>
@@ -177,7 +177,7 @@
               <w:rPr>
                 <w:sz w:val="19"/>
               </w:rPr>
-              <w:t>2026-07-28</w:t>
+              <w:t>2026-08-03</w:t>
             </w:r>
           </w:p>
         </w:tc>
@@ -598,6 +598,60 @@
                 <w:sz w:val="19"/>
               </w:rPr>
               <w:t>Language pass: fewer em dashes for rhythm variety, no content change.</w:t>
+            </w:r>
+          </w:p>
+        </w:tc>
+      </w:tr>
+      <w:tr>
+        <w:tc>
+          <w:tcPr>
+            <w:tcW w:type="dxa" w:w="2412"/>
+          </w:tcPr>
+          <w:p>
+            <w:r>
+              <w:rPr>
+                <w:sz w:val="19"/>
+              </w:rPr>
+              <w:t>C</w:t>
+            </w:r>
+          </w:p>
+        </w:tc>
+        <w:tc>
+          <w:tcPr>
+            <w:tcW w:type="dxa" w:w="2412"/>
+          </w:tcPr>
+          <w:p>
+            <w:r>
+              <w:rPr>
+                <w:sz w:val="19"/>
+              </w:rPr>
+              <w:t>2026-08-03</w:t>
+            </w:r>
+          </w:p>
+        </w:tc>
+        <w:tc>
+          <w:tcPr>
+            <w:tcW w:type="dxa" w:w="2412"/>
+          </w:tcPr>
+          <w:p>
+            <w:r>
+              <w:rPr>
+                <w:sz w:val="19"/>
+              </w:rPr>
+              <w:t>Claude</w:t>
+            </w:r>
+          </w:p>
+        </w:tc>
+        <w:tc>
+          <w:tcPr>
+            <w:tcW w:type="dxa" w:w="2412"/>
+          </w:tcPr>
+          <w:p>
+            <w:r>
+              <w:rPr>
+                <w:sz w:val="19"/>
+              </w:rPr>
+              <w:t>Glue-up marking made explicit in §7.3: oil-based paint marker on two adjacent side faces, not a Sharpie, which the process's own IPA wipe dissolves (CS-001 §7.4).</w:t>
             </w:r>
           </w:p>
         </w:tc>
@@ -1968,7 +2022,36 @@
         <w:pStyle w:val="ListNumber"/>
       </w:pPr>
       <w:r>
-        <w:t>Label the stack immediately (part, WO, up-direction — CS-001).</w:t>
+        <w:rPr>
+          <w:b/>
+        </w:rPr>
+        <w:t>Mark the stack immediately</w:t>
+      </w:r>
+      <w:r>
+        <w:t xml:space="preserve">, in oil-based paint marker, 15 mm characters, on </w:t>
+      </w:r>
+      <w:r>
+        <w:rPr>
+          <w:b/>
+        </w:rPr>
+        <w:t>two adjacent side faces</w:t>
+      </w:r>
+      <w:r>
+        <w:t>: part name, WO, and the up-direction (CS-001 §7.4). Mark faces the toolpath will remove less than 6 mm from, or mark the bottom.</w:t>
+      </w:r>
+    </w:p>
+    <w:p>
+      <w:pPr>
+        <w:ind w:left="432"/>
+      </w:pPr>
+      <w:r>
+        <w:rPr>
+          <w:b/>
+        </w:rPr>
+        <w:t xml:space="preserve">⚠ CAUTION: </w:t>
+      </w:r>
+      <w:r>
+        <w:t>A Sharpie does not survive here. Between glue-up and the CNC slot a glued block sits on a shelf beside three other glued blocks, gets clamped, weighted and IPA-wiped, and the shop's own isopropyl dissolves a Sharpie mark. This is the highest-confusion and lowest-cost-to-fix moment in the whole mold process.</w:t>
       </w:r>
     </w:p>
     <w:p>

--- a/03 App/app/docs/standards/CS-003 Mold Design & Manufacturing.docx
+++ b/03 App/app/docs/standards/CS-003 Mold Design & Manufacturing.docx
@@ -119,7 +119,7 @@
               <w:rPr>
                 <w:sz w:val="19"/>
               </w:rPr>
-              <w:t>C</w:t>
+              <w:t>D</w:t>
             </w:r>
           </w:p>
         </w:tc>
@@ -177,7 +177,7 @@
               <w:rPr>
                 <w:sz w:val="19"/>
               </w:rPr>
-              <w:t>2026-08-03</w:t>
+              <w:t>2026-08-28</w:t>
             </w:r>
           </w:p>
         </w:tc>
@@ -656,6 +656,60 @@
           </w:p>
         </w:tc>
       </w:tr>
+      <w:tr>
+        <w:tc>
+          <w:tcPr>
+            <w:tcW w:type="dxa" w:w="2412"/>
+          </w:tcPr>
+          <w:p>
+            <w:r>
+              <w:rPr>
+                <w:sz w:val="19"/>
+              </w:rPr>
+              <w:t>D</w:t>
+            </w:r>
+          </w:p>
+        </w:tc>
+        <w:tc>
+          <w:tcPr>
+            <w:tcW w:type="dxa" w:w="2412"/>
+          </w:tcPr>
+          <w:p>
+            <w:r>
+              <w:rPr>
+                <w:sz w:val="19"/>
+              </w:rPr>
+              <w:t>2026-08-28</w:t>
+            </w:r>
+          </w:p>
+        </w:tc>
+        <w:tc>
+          <w:tcPr>
+            <w:tcW w:type="dxa" w:w="2412"/>
+          </w:tcPr>
+          <w:p>
+            <w:r>
+              <w:rPr>
+                <w:sz w:val="19"/>
+              </w:rPr>
+              <w:t>Claude</w:t>
+            </w:r>
+          </w:p>
+        </w:tc>
+        <w:tc>
+          <w:tcPr>
+            <w:tcW w:type="dxa" w:w="2412"/>
+          </w:tcPr>
+          <w:p>
+            <w:r>
+              <w:rPr>
+                <w:sz w:val="19"/>
+              </w:rPr>
+              <w:t>Engineering pass (CS-000 Rev C conventions). Figure 1 dimensions the §7.1 design rules on a mold cross-section, which is the form the §7.2 reviewer actually checks them in. No rule changed.</w:t>
+            </w:r>
+          </w:p>
+        </w:tc>
+      </w:tr>
     </w:tbl>
     <w:p/>
     <w:p>
@@ -1063,7 +1117,7 @@
         <w:t>Flange</w:t>
       </w:r>
       <w:r>
-        <w:t xml:space="preserve"> — flat margin around the part cavity for tacky tape, infusion lines, and trimming reference.</w:t>
+        <w:t>: flat margin around the part cavity for tacky tape, infusion lines, and trimming reference.</w:t>
       </w:r>
     </w:p>
     <w:p>
@@ -1077,7 +1131,7 @@
         <w:t>Scribe line</w:t>
       </w:r>
       <w:r>
-        <w:t xml:space="preserve"> — machined V-groove marking the part trim boundary and datums.</w:t>
+        <w:t>: machined V-groove marking the part trim boundary and datums.</w:t>
       </w:r>
     </w:p>
     <w:p>
@@ -1091,7 +1145,7 @@
         <w:t>Stack (mold stock)</w:t>
       </w:r>
       <w:r>
-        <w:t xml:space="preserve"> — tooling boards glued into a block thick enough for the mold.</w:t>
+        <w:t>: tooling boards glued into a block thick enough for the mold.</w:t>
       </w:r>
     </w:p>
     <w:p>
@@ -1105,7 +1159,7 @@
         <w:t>Max-Z</w:t>
       </w:r>
       <w:r>
-        <w:t xml:space="preserve"> — the machine's maximum cut depth; molds taller than max-Z must be split into sections with alignment datums.</w:t>
+        <w:t>: the machine's maximum cut depth; molds taller than max-Z must be split into sections with alignment datums.</w:t>
       </w:r>
     </w:p>
     <w:p>
@@ -1623,10 +1677,63 @@
     </w:p>
     <w:p>
       <w:pPr>
+        <w:jc w:val="center"/>
+      </w:pPr>
+      <w:r>
+        <w:drawing>
+          <wp:inline xmlns:a="http://schemas.openxmlformats.org/drawingml/2006/main" xmlns:pic="http://schemas.openxmlformats.org/drawingml/2006/picture">
+            <wp:extent cx="5669280" cy="2770216"/>
+            <wp:docPr id="1" name="Picture 1"/>
+            <wp:cNvGraphicFramePr>
+              <a:graphicFrameLocks noChangeAspect="1"/>
+            </wp:cNvGraphicFramePr>
+            <a:graphic>
+              <a:graphicData uri="http://schemas.openxmlformats.org/drawingml/2006/picture">
+                <pic:pic>
+                  <pic:nvPicPr>
+                    <pic:cNvPr id="0" name="cs003-mold-section.png"/>
+                    <pic:cNvPicPr/>
+                  </pic:nvPicPr>
+                  <pic:blipFill>
+                    <a:blip r:embed="rId9"/>
+                    <a:stretch>
+                      <a:fillRect/>
+                    </a:stretch>
+                  </pic:blipFill>
+                  <pic:spPr>
+                    <a:xfrm>
+                      <a:off x="0" y="0"/>
+                      <a:ext cx="5669280" cy="2770216"/>
+                    </a:xfrm>
+                    <a:prstGeom prst="rect"/>
+                  </pic:spPr>
+                </pic:pic>
+              </a:graphicData>
+            </a:graphic>
+          </wp:inline>
+        </w:drawing>
+      </w:r>
+    </w:p>
+    <w:p>
+      <w:pPr>
+        <w:jc w:val="center"/>
+      </w:pPr>
+      <w:r>
+        <w:rPr>
+          <w:i/>
+          <w:color w:val="505050"/>
+          <w:sz w:val="18"/>
+        </w:rPr>
+        <w:t>Figure 1. The §7.1 design rules dimensioned on a mold section: flange width, draft, minimum section, fillets, scribes, and the max-Z ceiling, all from the one spindle direction that exists.</w:t>
+      </w:r>
+    </w:p>
+    <w:p/>
+    <w:p>
+      <w:pPr>
         <w:pStyle w:val="Heading3"/>
       </w:pPr>
       <w:r>
-        <w:t>7.2 Design review — the blocker (PP-03)</w:t>
+        <w:t>7.2 Design review: the blocker (PP-03)</w:t>
       </w:r>
     </w:p>
     <w:p>
@@ -2401,7 +2508,7 @@
         <w:pStyle w:val="Heading2"/>
       </w:pPr>
       <w:r>
-        <w:t>Appendix A — 3D-printed compression (forged CF) molds</w:t>
+        <w:t>Appendix A: 3D-printed compression (forged CF) molds</w:t>
       </w:r>
     </w:p>
     <w:p>
